--- a/ky/wisdom-stories/Etibar Siracsoy/thoughtfulness.docx
+++ b/ky/wisdom-stories/Etibar Siracsoy/thoughtfulness.docx
@@ -76,7 +76,7 @@
           <w:b/>
           <w:lang w:val="ky-KG"/>
         </w:rPr>
-        <w:t>Сабак: Бирөөнүн ал-жайын сурап, аны эстеп коюу майда иштей көрүнгөнү менен, ага чоң дем-күч бере алат. Эч ким өзүн унутта калгандай сезбеши үчүн камкордугубузду аябайлы.</w:t>
+        <w:t>Сабак: Бирөөнүн ал-жайын сурап, аны эстеп коюу майда иш сыяктуу көрүнгөнү менен, ага чоң дем-күч бере алат. Эч ким өзүн унутта калгандай сезбеши үчүн камкордугубузду аябайлы.</w:t>
       </w:r>
     </w:p>
     <w:p/>
